--- a/EDM1700_Processing/s11/TITRE DE MON PROJET.docx
+++ b/EDM1700_Processing/s11/TITRE DE MON PROJET.docx
@@ -3,519 +3,443 @@
 <w:document xmlns:wpc="http://schemas.microsoft.com/office/word/2010/wordprocessingCanvas" xmlns:cx="http://schemas.microsoft.com/office/drawing/2014/chartex" xmlns:cx1="http://schemas.microsoft.com/office/drawing/2015/9/8/chartex" xmlns:cx2="http://schemas.microsoft.com/office/drawing/2015/10/21/chartex" xmlns:cx3="http://schemas.microsoft.com/office/drawing/2016/5/9/chartex" xmlns:cx4="http://schemas.microsoft.com/office/drawing/2016/5/10/chartex" xmlns:cx5="http://schemas.microsoft.com/office/drawing/2016/5/11/chartex" xmlns:cx6="http://schemas.microsoft.com/office/drawing/2016/5/12/chartex" xmlns:cx7="http://schemas.microsoft.com/office/drawing/2016/5/13/chartex" xmlns:cx8="http://schemas.microsoft.com/office/drawing/2016/5/14/chartex" xmlns:mc="http://schemas.openxmlformats.org/markup-compatibility/2006" xmlns:aink="http://schemas.microsoft.com/office/drawing/2016/ink" xmlns:am3d="http://schemas.microsoft.com/office/drawing/2017/model3d" xmlns:o="urn:schemas-microsoft-com:office:office" xmlns:oel="http://schemas.microsoft.com/office/2019/extlst" xmlns:r="http://schemas.openxmlformats.org/officeDocument/2006/relationships" xmlns:m="http://schemas.openxmlformats.org/officeDocument/2006/math" xmlns:v="urn:schemas-microsoft-com:vml" xmlns:wp14="http://schemas.microsoft.com/office/word/2010/wordprocessingDrawing" xmlns:wp="http://schemas.openxmlformats.org/drawingml/2006/wordprocessingDrawing" xmlns:w10="urn:schemas-microsoft-com:office:word" xmlns:w="http://schemas.openxmlformats.org/wordprocessingml/2006/main" xmlns:w14="http://schemas.microsoft.com/office/word/2010/wordml" xmlns:w15="http://schemas.microsoft.com/office/word/2012/wordml" xmlns:w16cex="http://schemas.microsoft.com/office/word/2018/wordml/cex" xmlns:w16cid="http://schemas.microsoft.com/office/word/2016/wordml/cid" xmlns:w16="http://schemas.microsoft.com/office/word/2018/wordml" xmlns:w16du="http://schemas.microsoft.com/office/word/2023/wordml/word16du" xmlns:w16sdtdh="http://schemas.microsoft.com/office/word/2020/wordml/sdtdatahash" xmlns:w16sdtfl="http://schemas.microsoft.com/office/word/2024/wordml/sdtformatlock" xmlns:w16se="http://schemas.microsoft.com/office/word/2015/wordml/symex" xmlns:wpg="http://schemas.microsoft.com/office/word/2010/wordprocessingGroup" xmlns:wpi="http://schemas.microsoft.com/office/word/2010/wordprocessingInk" xmlns:wne="http://schemas.microsoft.com/office/word/2006/wordml" xmlns:wps="http://schemas.microsoft.com/office/word/2010/wordprocessingShape" mc:Ignorable="w14 w15 w16se w16cid w16 w16cex w16sdtdh w16sdtfl w16du wp14">
   <w:body>
     <w:p>
-      <w:r>
-        <w:t>TITRE DE MON PROJET</w:t>
+      <w:pPr>
+        <w:jc w:val="center"/>
+        <w:rPr>
+          <w:b/>
+          <w:bCs/>
+          <w:sz w:val="40"/>
+          <w:szCs w:val="40"/>
+          <w:lang w:val="en-CA"/>
+        </w:rPr>
+      </w:pPr>
+      <w:r>
+        <w:rPr>
+          <w:b/>
+          <w:bCs/>
+          <w:sz w:val="40"/>
+          <w:szCs w:val="40"/>
+          <w:lang w:val="en-CA"/>
+        </w:rPr>
+        <w:t>RE</w:t>
+      </w:r>
+      <w:r>
+        <w:rPr>
+          <w:b/>
+          <w:bCs/>
+          <w:sz w:val="40"/>
+          <w:szCs w:val="40"/>
+          <w:lang w:val="en-CA"/>
+        </w:rPr>
+        <w:t>WIRED</w:t>
+      </w:r>
+      <w:r>
+        <w:rPr>
+          <w:b/>
+          <w:bCs/>
+          <w:sz w:val="40"/>
+          <w:szCs w:val="40"/>
+          <w:lang w:val="en-CA"/>
+        </w:rPr>
+        <w:br/>
+      </w:r>
+      <w:proofErr w:type="spellStart"/>
+      <w:proofErr w:type="gramStart"/>
+      <w:r>
+        <w:rPr>
+          <w:color w:val="AEAAAA" w:themeColor="background2" w:themeShade="BF"/>
+          <w:sz w:val="20"/>
+          <w:szCs w:val="20"/>
+          <w:lang w:val="en-CA"/>
+        </w:rPr>
+        <w:t>Anciennement</w:t>
+      </w:r>
+      <w:proofErr w:type="spellEnd"/>
+      <w:r>
+        <w:rPr>
+          <w:color w:val="AEAAAA" w:themeColor="background2" w:themeShade="BF"/>
+          <w:sz w:val="20"/>
+          <w:szCs w:val="20"/>
+          <w:lang w:val="en-CA"/>
+        </w:rPr>
+        <w:t xml:space="preserve"> :</w:t>
+      </w:r>
+      <w:proofErr w:type="gramEnd"/>
+      <w:r>
+        <w:rPr>
+          <w:color w:val="AEAAAA" w:themeColor="background2" w:themeShade="BF"/>
+          <w:sz w:val="20"/>
+          <w:szCs w:val="20"/>
+          <w:lang w:val="en-CA"/>
+        </w:rPr>
+        <w:t xml:space="preserve"> </w:t>
+      </w:r>
+      <w:r>
+        <w:rPr>
+          <w:i/>
+          <w:iCs/>
+          <w:color w:val="AEAAAA" w:themeColor="background2" w:themeShade="BF"/>
+          <w:sz w:val="20"/>
+          <w:szCs w:val="20"/>
+          <w:lang w:val="en-CA"/>
+        </w:rPr>
+        <w:t>Robots and Spare Parts</w:t>
       </w:r>
     </w:p>
     <w:p>
+      <w:pPr>
+        <w:jc w:val="center"/>
+      </w:pPr>
+      <w:r>
+        <w:t xml:space="preserve">Par </w:t>
+      </w:r>
       <w:r>
         <w:t>Aiden Oliveira</w:t>
+      </w:r>
+      <w:r>
+        <w:t xml:space="preserve"> </w:t>
+      </w:r>
+      <w:r>
+        <w:rPr>
+          <w:rFonts w:ascii="Segoe UI Symbol" w:hAnsi="Segoe UI Symbol" w:cs="Segoe UI Symbol"/>
+        </w:rPr>
+        <w:t>☆</w:t>
       </w:r>
     </w:p>
     <w:p>
       <w:r>
+        <w:rPr>
+          <w:b/>
+          <w:bCs/>
+          <w:u w:val="single"/>
+        </w:rPr>
         <w:t>DESC DE L’ŒUVRE :</w:t>
+      </w:r>
+      <w:r>
+        <w:t xml:space="preserve"> Sui</w:t>
+      </w:r>
+      <w:r>
+        <w:t>t</w:t>
+      </w:r>
+      <w:r>
+        <w:t xml:space="preserve"> Lexie à travers sa ville natale où elle cherche à réparer son ami robot, </w:t>
+      </w:r>
+      <w:proofErr w:type="spellStart"/>
+      <w:r>
+        <w:t>Emmett</w:t>
+      </w:r>
+      <w:proofErr w:type="spellEnd"/>
+      <w:r>
+        <w:t>, détruit dans un accident. Trouve des amis et récolte les morceaux manquant</w:t>
+      </w:r>
+      <w:r>
+        <w:t>s</w:t>
+      </w:r>
+      <w:r>
+        <w:t xml:space="preserve"> afin de le réparer le plus vite possible! Attentions aux rats et à la poussière…</w:t>
+      </w:r>
+      <w:r>
+        <w:t xml:space="preserve"> Ils peuvent venir mettre des bâtons dans tes roues... C’est un jeu de rôles qui te laisse choisir ton propre chemin à travers la ville pour trouver des morceaux de robots. Les différentes « salles » sont les salles de combats (soit des ennemis classiques, comme des rats, ou des robots que vous pouvez adopter), le magasin (</w:t>
+      </w:r>
+      <w:r>
+        <w:rPr>
+          <w:i/>
+          <w:iCs/>
+        </w:rPr>
+        <w:t>où vous trouvez des power-</w:t>
+      </w:r>
+      <w:proofErr w:type="spellStart"/>
+      <w:r>
+        <w:rPr>
+          <w:i/>
+          <w:iCs/>
+        </w:rPr>
+        <w:t>ups</w:t>
+      </w:r>
+      <w:proofErr w:type="spellEnd"/>
+      <w:r>
+        <w:t>), la salle de repos (qui vous soigne de vos blessures), et les évènements (qui permettent d’avoir des bonus, comme plus d’argent ou une barre de vie plus grande). Il y a plusieurs choix de robots à « adopter » avec des habiletés différentes, alors choisissez bien! Une fois l’équipe complète, c’est impossible de la changer pas la suite !!</w:t>
       </w:r>
     </w:p>
     <w:p>
-      <w:r>
-        <w:t>ŒUVRE 1 :</w:t>
-      </w:r>
-      <w:r>
-        <w:br/>
-      </w:r>
+      <w:pPr>
+        <w:rPr>
+          <w:b/>
+          <w:bCs/>
+          <w:u w:val="single"/>
+        </w:rPr>
+      </w:pPr>
     </w:p>
     <w:p>
       <w:r>
-        <w:t>ŒUVRE 2 :</w:t>
+        <w:rPr>
+          <w:b/>
+          <w:bCs/>
+          <w:u w:val="single"/>
+        </w:rPr>
+        <w:t>ŒUVRE 1 :</w:t>
+      </w:r>
+      <w:r>
+        <w:rPr>
+          <w:b/>
+          <w:bCs/>
+          <w:u w:val="single"/>
+        </w:rPr>
+        <w:t xml:space="preserve"> O</w:t>
+      </w:r>
+      <w:r>
+        <w:rPr>
+          <w:b/>
+          <w:bCs/>
+          <w:u w:val="single"/>
+        </w:rPr>
+        <w:t>MORI</w:t>
+      </w:r>
+      <w:r>
+        <w:rPr>
+          <w:b/>
+          <w:bCs/>
+          <w:u w:val="single"/>
+        </w:rPr>
+        <w:t xml:space="preserve"> (pour l’expérience de jeu</w:t>
+      </w:r>
+      <w:r>
+        <w:rPr>
+          <w:b/>
+          <w:bCs/>
+          <w:u w:val="single"/>
+        </w:rPr>
+        <w:t xml:space="preserve"> </w:t>
+      </w:r>
+      <w:r>
+        <w:rPr>
+          <w:b/>
+          <w:bCs/>
+          <w:u w:val="single"/>
+        </w:rPr>
+        <w:t>/</w:t>
+      </w:r>
+      <w:r>
+        <w:rPr>
+          <w:b/>
+          <w:bCs/>
+          <w:u w:val="single"/>
+        </w:rPr>
+        <w:t xml:space="preserve"> combats</w:t>
+      </w:r>
+      <w:r>
+        <w:rPr>
+          <w:b/>
+          <w:bCs/>
+          <w:u w:val="single"/>
+        </w:rPr>
+        <w:t>)</w:t>
       </w:r>
       <w:r>
         <w:br/>
+      </w:r>
+      <w:r>
+        <w:t>Le style de combat classique des RPG, mais avec l’aspect « dessiné à la main » d’</w:t>
+      </w:r>
+      <w:proofErr w:type="spellStart"/>
+      <w:r>
+        <w:t>Omori</w:t>
+      </w:r>
+      <w:proofErr w:type="spellEnd"/>
+      <w:r>
+        <w:t>. Aussi inclus le classique « ajoute un personnage à ton équipe après l’avoir rencontré » (dans le cas de mon jeu, c’est après l’avoir battu)</w:t>
+      </w:r>
+      <w:r>
+        <w:br/>
+      </w:r>
+      <w:hyperlink r:id="rId5" w:history="1">
+        <w:r>
+          <w:rPr>
+            <w:rStyle w:val="Hyperlien"/>
+          </w:rPr>
+          <w:t>https://store.steampowered.com/app/1150690/OMORI/</w:t>
+        </w:r>
+      </w:hyperlink>
+      <w:r>
+        <w:t xml:space="preserve"> </w:t>
       </w:r>
     </w:p>
     <w:p>
-      <w:r>
-        <w:t>ŒUVRE 3 :</w:t>
-      </w:r>
-      <w:r>
-        <w:br/>
-      </w:r>
+      <w:pPr>
+        <w:rPr>
+          <w:b/>
+          <w:bCs/>
+          <w:u w:val="single"/>
+        </w:rPr>
+      </w:pPr>
     </w:p>
     <w:p>
-      <w:pPr>
-        <w:rPr>
-          <w:lang w:val="en-CA"/>
-        </w:rPr>
-      </w:pPr>
+      <w:r>
+        <w:rPr>
+          <w:b/>
+          <w:bCs/>
+          <w:u w:val="single"/>
+        </w:rPr>
+        <w:t>ŒUVRE 2 :</w:t>
+      </w:r>
+      <w:r>
+        <w:rPr>
+          <w:b/>
+          <w:bCs/>
+          <w:u w:val="single"/>
+        </w:rPr>
+        <w:t xml:space="preserve"> Deadlock (pour les styles d’attaques et les « </w:t>
+      </w:r>
       <w:proofErr w:type="spellStart"/>
       <w:r>
         <w:rPr>
-          <w:lang w:val="en-CA"/>
-        </w:rPr>
-        <w:t>Idées</w:t>
+          <w:b/>
+          <w:bCs/>
+          <w:i/>
+          <w:iCs/>
+          <w:u w:val="single"/>
+        </w:rPr>
+        <w:t>vibes</w:t>
       </w:r>
       <w:proofErr w:type="spellEnd"/>
       <w:r>
         <w:rPr>
-          <w:lang w:val="en-CA"/>
-        </w:rPr>
+          <w:b/>
+          <w:bCs/>
+          <w:u w:val="single"/>
+        </w:rPr>
+        <w:t> » des personnages)</w:t>
+      </w:r>
+      <w:r>
+        <w:br/>
+      </w:r>
+      <w:r>
+        <w:t xml:space="preserve">Jeu MOBA où les personnages </w:t>
+      </w:r>
+      <w:r>
+        <w:t>utilise</w:t>
+      </w:r>
+      <w:r>
+        <w:t>nt différentes attaques afin d’atteindre un but. Les 4 attaques/bonus et les objets bonus de Deadlock sont différents des attaques/objets habituels des RPG, mais dans ce cas serait plus intéressant.</w:t>
+      </w:r>
+      <w:r>
+        <w:br/>
+      </w:r>
+      <w:hyperlink r:id="rId6" w:history="1">
+        <w:r>
+          <w:rPr>
+            <w:rStyle w:val="Hyperlien"/>
+          </w:rPr>
+          <w:t>https://store.steampowered.com/app/1422450/Deadlock/</w:t>
+        </w:r>
+      </w:hyperlink>
+      <w:r>
         <w:t xml:space="preserve"> </w:t>
       </w:r>
-      <w:proofErr w:type="spellStart"/>
-      <w:proofErr w:type="gramStart"/>
-      <w:r>
-        <w:rPr>
-          <w:lang w:val="en-CA"/>
-        </w:rPr>
-        <w:t>d’œuvres</w:t>
-      </w:r>
-      <w:proofErr w:type="spellEnd"/>
-      <w:r>
-        <w:rPr>
-          <w:lang w:val="en-CA"/>
-        </w:rPr>
-        <w:t> :</w:t>
-      </w:r>
-      <w:proofErr w:type="gramEnd"/>
     </w:p>
     <w:p>
       <w:pPr>
-        <w:pStyle w:val="Paragraphedeliste"/>
-        <w:numPr>
-          <w:ilvl w:val="0"/>
-          <w:numId w:val="2"/>
-        </w:numPr>
-        <w:rPr>
-          <w:lang w:val="en-CA"/>
-        </w:rPr>
-      </w:pPr>
-      <w:r>
-        <w:rPr>
-          <w:lang w:val="en-CA"/>
-        </w:rPr>
-        <w:t>Deadlock (character design, attack skills (q e f t), attack style???)</w:t>
-      </w:r>
+        <w:rPr>
+          <w:b/>
+          <w:bCs/>
+          <w:u w:val="single"/>
+        </w:rPr>
+      </w:pPr>
     </w:p>
     <w:p>
-      <w:pPr>
-        <w:pStyle w:val="Paragraphedeliste"/>
-        <w:numPr>
-          <w:ilvl w:val="0"/>
-          <w:numId w:val="2"/>
-        </w:numPr>
-        <w:rPr>
-          <w:lang w:val="en-CA"/>
-        </w:rPr>
-      </w:pPr>
-      <w:r>
-        <w:rPr>
-          <w:lang w:val="en-CA"/>
-        </w:rPr>
-        <w:t xml:space="preserve">Omori (gameplay, </w:t>
+      <w:r>
+        <w:rPr>
+          <w:b/>
+          <w:bCs/>
+          <w:u w:val="single"/>
+        </w:rPr>
+        <w:t>ŒUVRE 3 :</w:t>
+      </w:r>
+      <w:r>
+        <w:rPr>
+          <w:b/>
+          <w:bCs/>
+          <w:u w:val="single"/>
+        </w:rPr>
+        <w:t xml:space="preserve"> </w:t>
       </w:r>
       <w:proofErr w:type="spellStart"/>
       <w:r>
         <w:rPr>
-          <w:lang w:val="en-CA"/>
-        </w:rPr>
-        <w:t>charcter</w:t>
+          <w:b/>
+          <w:bCs/>
+          <w:u w:val="single"/>
+        </w:rPr>
+        <w:t>Slay</w:t>
       </w:r>
       <w:proofErr w:type="spellEnd"/>
       <w:r>
         <w:rPr>
-          <w:lang w:val="en-CA"/>
-        </w:rPr>
-        <w:t xml:space="preserve"> design??)</w:t>
-      </w:r>
-    </w:p>
-    <w:p>
-      <w:pPr>
-        <w:pStyle w:val="Paragraphedeliste"/>
-        <w:numPr>
-          <w:ilvl w:val="0"/>
-          <w:numId w:val="2"/>
-        </w:numPr>
-        <w:rPr>
-          <w:lang w:val="en-CA"/>
-        </w:rPr>
-      </w:pPr>
-      <w:r>
-        <w:rPr>
-          <w:lang w:val="en-CA"/>
-        </w:rPr>
-        <w:t>Hollow Knight (map, attack style???, gameplay?????)</w:t>
-      </w:r>
-    </w:p>
-    <w:p>
-      <w:pPr>
-        <w:pStyle w:val="Paragraphedeliste"/>
-        <w:numPr>
-          <w:ilvl w:val="0"/>
-          <w:numId w:val="2"/>
-        </w:numPr>
-        <w:rPr>
-          <w:lang w:val="en-CA"/>
-        </w:rPr>
-      </w:pPr>
-      <w:r>
-        <w:rPr>
-          <w:lang w:val="en-CA"/>
-        </w:rPr>
-        <w:t>Undertale (gameplay)</w:t>
-      </w:r>
-    </w:p>
-    <w:p>
-      <w:pPr>
-        <w:pStyle w:val="Paragraphedeliste"/>
-        <w:numPr>
-          <w:ilvl w:val="0"/>
-          <w:numId w:val="2"/>
-        </w:numPr>
-        <w:rPr>
-          <w:lang w:val="en-CA"/>
-        </w:rPr>
-      </w:pPr>
-      <w:r>
-        <w:rPr>
-          <w:lang w:val="en-CA"/>
-        </w:rPr>
-        <w:t>TWEWY (enemies)</w:t>
-      </w:r>
-    </w:p>
-    <w:p>
-      <w:pPr>
-        <w:pStyle w:val="Paragraphedeliste"/>
-        <w:numPr>
-          <w:ilvl w:val="0"/>
-          <w:numId w:val="2"/>
-        </w:numPr>
-        <w:rPr>
-          <w:lang w:val="en-CA"/>
-        </w:rPr>
-      </w:pPr>
-      <w:r>
-        <w:rPr>
-          <w:lang w:val="en-CA"/>
-        </w:rPr>
-        <w:t>Pandora Hearts (character designs)</w:t>
-      </w:r>
-    </w:p>
-    <w:p>
-      <w:pPr>
-        <w:pStyle w:val="Paragraphedeliste"/>
-        <w:numPr>
-          <w:ilvl w:val="0"/>
-          <w:numId w:val="2"/>
-        </w:numPr>
-        <w:rPr>
-          <w:lang w:val="en-CA"/>
-        </w:rPr>
-      </w:pPr>
-      <w:r>
-        <w:rPr>
-          <w:lang w:val="en-CA"/>
-        </w:rPr>
-        <w:t>OFF the game (gameplay)</w:t>
-      </w:r>
-    </w:p>
-    <w:p>
-      <w:pPr>
-        <w:pStyle w:val="Paragraphedeliste"/>
-        <w:numPr>
-          <w:ilvl w:val="0"/>
-          <w:numId w:val="2"/>
-        </w:numPr>
-        <w:rPr>
-          <w:lang w:val="en-CA"/>
-        </w:rPr>
-      </w:pPr>
+          <w:b/>
+          <w:bCs/>
+          <w:u w:val="single"/>
+        </w:rPr>
+        <w:t xml:space="preserve"> the Spire (1 et 2) (style de jeu)</w:t>
+      </w:r>
+      <w:r>
+        <w:br/>
+      </w:r>
+      <w:r>
+        <w:t>Un</w:t>
+      </w:r>
+      <w:r>
+        <w:t xml:space="preserve"> « </w:t>
+      </w:r>
       <w:proofErr w:type="spellStart"/>
       <w:r>
         <w:rPr>
-          <w:lang w:val="en-CA"/>
-        </w:rPr>
-        <w:t>Balatro</w:t>
-      </w:r>
-      <w:proofErr w:type="spellEnd"/>
-    </w:p>
-    <w:p>
-      <w:pPr>
-        <w:pStyle w:val="Paragraphedeliste"/>
-        <w:numPr>
-          <w:ilvl w:val="0"/>
-          <w:numId w:val="2"/>
-        </w:numPr>
-        <w:rPr>
-          <w:lang w:val="en-CA"/>
-        </w:rPr>
-      </w:pPr>
-    </w:p>
-    <w:p>
-      <w:pPr>
-        <w:spacing w:before="100" w:beforeAutospacing="1" w:after="100" w:afterAutospacing="1" w:line="240" w:lineRule="auto"/>
-        <w:ind w:left="720"/>
-        <w:rPr>
-          <w:rFonts w:ascii="Times New Roman" w:eastAsia="Times New Roman" w:hAnsi="Times New Roman" w:cs="Times New Roman"/>
-          <w:kern w:val="0"/>
-          <w:lang w:val="en-CA" w:eastAsia="fr-CA"/>
-          <w14:ligatures w14:val="none"/>
-        </w:rPr>
-      </w:pPr>
-    </w:p>
-    <w:p>
-      <w:pPr>
-        <w:spacing w:before="100" w:beforeAutospacing="1" w:after="100" w:afterAutospacing="1" w:line="240" w:lineRule="auto"/>
-        <w:ind w:left="720"/>
-        <w:rPr>
-          <w:rFonts w:ascii="Times New Roman" w:eastAsia="Times New Roman" w:hAnsi="Times New Roman" w:cs="Times New Roman"/>
-          <w:kern w:val="0"/>
-          <w:lang w:val="en-CA" w:eastAsia="fr-CA"/>
-          <w14:ligatures w14:val="none"/>
-        </w:rPr>
-      </w:pPr>
-    </w:p>
-    <w:p>
-      <w:pPr>
-        <w:numPr>
-          <w:ilvl w:val="0"/>
-          <w:numId w:val="1"/>
-        </w:numPr>
-        <w:spacing w:before="100" w:beforeAutospacing="1" w:after="100" w:afterAutospacing="1" w:line="240" w:lineRule="auto"/>
-        <w:rPr>
-          <w:rFonts w:ascii="Times New Roman" w:eastAsia="Times New Roman" w:hAnsi="Times New Roman" w:cs="Times New Roman"/>
-          <w:kern w:val="0"/>
-          <w:lang w:eastAsia="fr-CA"/>
-          <w14:ligatures w14:val="none"/>
-        </w:rPr>
-      </w:pPr>
-      <w:r>
-        <w:rPr>
-          <w:rFonts w:ascii="Times New Roman" w:eastAsia="Times New Roman" w:hAnsi="Times New Roman" w:cs="Times New Roman"/>
-          <w:kern w:val="0"/>
-          <w:lang w:eastAsia="fr-CA"/>
-          <w14:ligatures w14:val="none"/>
-        </w:rPr>
-        <w:t>Titre</w:t>
-      </w:r>
-    </w:p>
-    <w:p>
-      <w:pPr>
-        <w:numPr>
-          <w:ilvl w:val="0"/>
-          <w:numId w:val="1"/>
-        </w:numPr>
-        <w:spacing w:before="100" w:beforeAutospacing="1" w:after="100" w:afterAutospacing="1" w:line="240" w:lineRule="auto"/>
-        <w:rPr>
-          <w:rFonts w:ascii="Times New Roman" w:eastAsia="Times New Roman" w:hAnsi="Times New Roman" w:cs="Times New Roman"/>
-          <w:kern w:val="0"/>
-          <w:lang w:eastAsia="fr-CA"/>
-          <w14:ligatures w14:val="none"/>
-        </w:rPr>
-      </w:pPr>
-      <w:r>
-        <w:rPr>
-          <w:rFonts w:ascii="Times New Roman" w:eastAsia="Times New Roman" w:hAnsi="Times New Roman" w:cs="Times New Roman"/>
-          <w:kern w:val="0"/>
-          <w:lang w:eastAsia="fr-CA"/>
-          <w14:ligatures w14:val="none"/>
-        </w:rPr>
-        <w:t>Votre (vos) nom(s)</w:t>
-      </w:r>
-    </w:p>
-    <w:p>
-      <w:pPr>
-        <w:numPr>
-          <w:ilvl w:val="0"/>
-          <w:numId w:val="1"/>
-        </w:numPr>
-        <w:spacing w:before="100" w:beforeAutospacing="1" w:after="100" w:afterAutospacing="1" w:line="240" w:lineRule="auto"/>
-        <w:rPr>
-          <w:rFonts w:ascii="Times New Roman" w:eastAsia="Times New Roman" w:hAnsi="Times New Roman" w:cs="Times New Roman"/>
-          <w:kern w:val="0"/>
-          <w:lang w:eastAsia="fr-CA"/>
-          <w14:ligatures w14:val="none"/>
-        </w:rPr>
-      </w:pPr>
-      <w:r>
-        <w:rPr>
-          <w:rFonts w:ascii="Times New Roman" w:eastAsia="Times New Roman" w:hAnsi="Times New Roman" w:cs="Times New Roman"/>
-          <w:kern w:val="0"/>
-          <w:lang w:eastAsia="fr-CA"/>
-          <w14:ligatures w14:val="none"/>
-        </w:rPr>
-        <w:t xml:space="preserve">Pour un projet d'équipe: les rôles de </w:t>
-      </w:r>
-      <w:proofErr w:type="spellStart"/>
-      <w:proofErr w:type="gramStart"/>
-      <w:r>
-        <w:rPr>
-          <w:rFonts w:ascii="Times New Roman" w:eastAsia="Times New Roman" w:hAnsi="Times New Roman" w:cs="Times New Roman"/>
-          <w:kern w:val="0"/>
-          <w:lang w:eastAsia="fr-CA"/>
-          <w14:ligatures w14:val="none"/>
-        </w:rPr>
-        <w:t>chacun.e</w:t>
-      </w:r>
-      <w:proofErr w:type="spellEnd"/>
-      <w:proofErr w:type="gramEnd"/>
-    </w:p>
-    <w:p>
-      <w:pPr>
-        <w:numPr>
-          <w:ilvl w:val="0"/>
-          <w:numId w:val="1"/>
-        </w:numPr>
-        <w:spacing w:before="100" w:beforeAutospacing="1" w:after="100" w:afterAutospacing="1" w:line="240" w:lineRule="auto"/>
-        <w:rPr>
-          <w:rFonts w:ascii="Times New Roman" w:eastAsia="Times New Roman" w:hAnsi="Times New Roman" w:cs="Times New Roman"/>
-          <w:kern w:val="0"/>
-          <w:lang w:eastAsia="fr-CA"/>
-          <w14:ligatures w14:val="none"/>
-        </w:rPr>
-      </w:pPr>
-      <w:r>
-        <w:rPr>
-          <w:rFonts w:ascii="Times New Roman" w:eastAsia="Times New Roman" w:hAnsi="Times New Roman" w:cs="Times New Roman"/>
-          <w:kern w:val="0"/>
-          <w:lang w:eastAsia="fr-CA"/>
-          <w14:ligatures w14:val="none"/>
-        </w:rPr>
-        <w:t>Description de l'œuvre (150-250 mots)</w:t>
-      </w:r>
-    </w:p>
-    <w:p>
-      <w:pPr>
-        <w:numPr>
-          <w:ilvl w:val="0"/>
-          <w:numId w:val="1"/>
-        </w:numPr>
-        <w:spacing w:before="100" w:beforeAutospacing="1" w:after="100" w:afterAutospacing="1" w:line="240" w:lineRule="auto"/>
-        <w:rPr>
-          <w:rFonts w:ascii="Times New Roman" w:eastAsia="Times New Roman" w:hAnsi="Times New Roman" w:cs="Times New Roman"/>
-          <w:kern w:val="0"/>
-          <w:lang w:eastAsia="fr-CA"/>
-          <w14:ligatures w14:val="none"/>
-        </w:rPr>
-      </w:pPr>
-      <w:r>
-        <w:rPr>
-          <w:rFonts w:ascii="Times New Roman" w:eastAsia="Times New Roman" w:hAnsi="Times New Roman" w:cs="Times New Roman"/>
-          <w:kern w:val="0"/>
-          <w:lang w:eastAsia="fr-CA"/>
-          <w14:ligatures w14:val="none"/>
-        </w:rPr>
-        <w:t xml:space="preserve">Cadrage: Choisissez 3 œuvres qui ont inspiré votre projet et/ou qui lui sont similaires ou qui en présentent certains aspects. Vous pouvez choisir des œuvres qui ne sont pas des projets </w:t>
-      </w:r>
-      <w:proofErr w:type="spellStart"/>
-      <w:r>
-        <w:rPr>
-          <w:rFonts w:ascii="Times New Roman" w:eastAsia="Times New Roman" w:hAnsi="Times New Roman" w:cs="Times New Roman"/>
-          <w:kern w:val="0"/>
-          <w:lang w:eastAsia="fr-CA"/>
-          <w14:ligatures w14:val="none"/>
-        </w:rPr>
-        <w:t>Processing</w:t>
-      </w:r>
-      <w:proofErr w:type="spellEnd"/>
-      <w:r>
-        <w:rPr>
-          <w:rFonts w:ascii="Times New Roman" w:eastAsia="Times New Roman" w:hAnsi="Times New Roman" w:cs="Times New Roman"/>
-          <w:kern w:val="0"/>
-          <w:lang w:eastAsia="fr-CA"/>
-          <w14:ligatures w14:val="none"/>
-        </w:rPr>
-        <w:t xml:space="preserve"> tels que des </w:t>
-      </w:r>
-      <w:proofErr w:type="spellStart"/>
-      <w:r>
-        <w:rPr>
-          <w:rFonts w:ascii="Times New Roman" w:eastAsia="Times New Roman" w:hAnsi="Times New Roman" w:cs="Times New Roman"/>
-          <w:kern w:val="0"/>
-          <w:lang w:eastAsia="fr-CA"/>
-          <w14:ligatures w14:val="none"/>
-        </w:rPr>
-        <w:t>oeuvres</w:t>
-      </w:r>
-      <w:proofErr w:type="spellEnd"/>
-      <w:r>
-        <w:rPr>
-          <w:rFonts w:ascii="Times New Roman" w:eastAsia="Times New Roman" w:hAnsi="Times New Roman" w:cs="Times New Roman"/>
-          <w:kern w:val="0"/>
-          <w:lang w:eastAsia="fr-CA"/>
-          <w14:ligatures w14:val="none"/>
-        </w:rPr>
-        <w:t xml:space="preserve"> d'art, des jeux, de l'art vidéo, des films, etc. Pour chaque œuvre, donnez :</w:t>
-      </w:r>
-    </w:p>
-    <w:p>
-      <w:pPr>
-        <w:numPr>
-          <w:ilvl w:val="1"/>
-          <w:numId w:val="1"/>
-        </w:numPr>
-        <w:spacing w:before="100" w:beforeAutospacing="1" w:after="100" w:afterAutospacing="1" w:line="240" w:lineRule="auto"/>
-        <w:rPr>
-          <w:rFonts w:ascii="Times New Roman" w:eastAsia="Times New Roman" w:hAnsi="Times New Roman" w:cs="Times New Roman"/>
-          <w:kern w:val="0"/>
-          <w:lang w:eastAsia="fr-CA"/>
-          <w14:ligatures w14:val="none"/>
-        </w:rPr>
-      </w:pPr>
-      <w:r>
-        <w:rPr>
-          <w:rFonts w:ascii="Times New Roman" w:eastAsia="Times New Roman" w:hAnsi="Times New Roman" w:cs="Times New Roman"/>
-          <w:kern w:val="0"/>
-          <w:lang w:eastAsia="fr-CA"/>
-          <w14:ligatures w14:val="none"/>
-        </w:rPr>
-        <w:t>L'URL du projet ou la référence bibliographique</w:t>
-      </w:r>
-    </w:p>
-    <w:p>
-      <w:pPr>
-        <w:numPr>
-          <w:ilvl w:val="1"/>
-          <w:numId w:val="1"/>
-        </w:numPr>
-        <w:spacing w:before="100" w:beforeAutospacing="1" w:after="100" w:afterAutospacing="1" w:line="240" w:lineRule="auto"/>
-        <w:rPr>
-          <w:rFonts w:ascii="Times New Roman" w:eastAsia="Times New Roman" w:hAnsi="Times New Roman" w:cs="Times New Roman"/>
-          <w:kern w:val="0"/>
-          <w:lang w:eastAsia="fr-CA"/>
-          <w14:ligatures w14:val="none"/>
-        </w:rPr>
-      </w:pPr>
-      <w:r>
-        <w:rPr>
-          <w:rFonts w:ascii="Times New Roman" w:eastAsia="Times New Roman" w:hAnsi="Times New Roman" w:cs="Times New Roman"/>
-          <w:kern w:val="0"/>
-          <w:lang w:eastAsia="fr-CA"/>
-          <w14:ligatures w14:val="none"/>
-        </w:rPr>
-        <w:t xml:space="preserve">Une brève description (25-50 mots) </w:t>
-      </w:r>
-      <w:r>
-        <w:rPr>
-          <w:rFonts w:ascii="Times New Roman" w:eastAsia="Times New Roman" w:hAnsi="Times New Roman" w:cs="Times New Roman"/>
           <w:i/>
           <w:iCs/>
-          <w:kern w:val="0"/>
-          <w:lang w:eastAsia="fr-CA"/>
-          <w14:ligatures w14:val="none"/>
-        </w:rPr>
-        <w:t>dans vos propres mots</w:t>
-      </w:r>
-      <w:r>
-        <w:rPr>
-          <w:rFonts w:ascii="Times New Roman" w:eastAsia="Times New Roman" w:hAnsi="Times New Roman" w:cs="Times New Roman"/>
-          <w:kern w:val="0"/>
-          <w:lang w:eastAsia="fr-CA"/>
-          <w14:ligatures w14:val="none"/>
-        </w:rPr>
-        <w:t xml:space="preserve"> (pas de copier-coller) décrivant le lien avec votre projet: ce qui est similaire, ce qui vous inspire; et ce qui est différent avec votre projet</w:t>
+        </w:rPr>
+        <w:t>Roguelike</w:t>
+      </w:r>
+      <w:proofErr w:type="spellEnd"/>
+      <w:r>
+        <w:t> » avec des choix aléatoires</w:t>
+      </w:r>
+      <w:r>
+        <w:t xml:space="preserve"> sur la suite du jeu</w:t>
+      </w:r>
+      <w:r>
+        <w:t>. Après chaque combat le joueur reçoit un objet + un choix à faire sur la prochaine « salle » (combat, magasin, repos, évènement)</w:t>
+      </w:r>
+      <w:r>
+        <w:t>.</w:t>
+      </w:r>
+      <w:r>
+        <w:br/>
+      </w:r>
+      <w:hyperlink r:id="rId7" w:history="1">
+        <w:r>
+          <w:rPr>
+            <w:rStyle w:val="Hyperlien"/>
+          </w:rPr>
+          <w:t>https://store.steampowered.com/app/646570/Slay_the_Spire/</w:t>
+        </w:r>
+      </w:hyperlink>
+      <w:r>
+        <w:t xml:space="preserve"> </w:t>
+      </w:r>
+      <w:r>
+        <w:br/>
+      </w:r>
+      <w:hyperlink r:id="rId8" w:history="1">
+        <w:r>
+          <w:rPr>
+            <w:rStyle w:val="Hyperlien"/>
+          </w:rPr>
+          <w:t>https://store.steampowered.com/app/2868840/Slay_the_Spire_2/</w:t>
+        </w:r>
+      </w:hyperlink>
+      <w:r>
+        <w:t xml:space="preserve"> </w:t>
       </w:r>
     </w:p>
-    <w:p/>
     <w:sectPr>
       <w:pgSz w:w="12240" w:h="15840"/>
       <w:pgMar w:top="1440" w:right="1800" w:bottom="1440" w:left="1800" w:header="708" w:footer="708" w:gutter="0"/>
@@ -1727,6 +1651,29 @@
       <w:iCs/>
     </w:rPr>
   </w:style>
+  <w:style w:type="character" w:styleId="Hyperlien">
+    <w:name w:val="Hyperlink"/>
+    <w:basedOn w:val="Policepardfaut"/>
+    <w:uiPriority w:val="99"/>
+    <w:unhideWhenUsed/>
+    <w:rsid w:val="00E06A01"/>
+    <w:rPr>
+      <w:color w:val="0563C1" w:themeColor="hyperlink"/>
+      <w:u w:val="single"/>
+    </w:rPr>
+  </w:style>
+  <w:style w:type="character" w:styleId="Mentionnonrsolue">
+    <w:name w:val="Unresolved Mention"/>
+    <w:basedOn w:val="Policepardfaut"/>
+    <w:uiPriority w:val="99"/>
+    <w:semiHidden/>
+    <w:unhideWhenUsed/>
+    <w:rsid w:val="00E06A01"/>
+    <w:rPr>
+      <w:color w:val="605E5C"/>
+      <w:shd w:val="clear" w:color="auto" w:fill="E1DFDD"/>
+    </w:rPr>
+  </w:style>
 </w:styles>
 </file>
 
